--- a/homework/3_12_sorts_summary/summary_sorting.docx
+++ b/homework/3_12_sorts_summary/summary_sorting.docx
@@ -3202,6 +3202,8 @@
                 <w:rtl w:val="0"/>
               </w:rPr>
               <w:t xml:space="preserve">Merge Sort</w:t>
+              <w:br w:type="textWrapping"/>
+              <w:t xml:space="preserve">(classic version)</w:t>
             </w:r>
           </w:p>
         </w:tc>
